--- a/Project_Planning_and_System_Design/UML_Diagrams/Class_Diagram/Class_Diagram_GroupG_EcosystemApp_Activity2.docx
+++ b/Project_Planning_and_System_Design/UML_Diagrams/Class_Diagram/Class_Diagram_GroupG_EcosystemApp_Activity2.docx
@@ -5,10 +5,10 @@
     <w:p>
       <w:r>
         <w:drawing>
-          <wp:inline distT="0" distB="0" distL="0" distR="0" wp14:anchorId="6B45B10F" wp14:editId="6E077BF9">
-            <wp:extent cx="8780333" cy="6605752"/>
-            <wp:effectExtent l="0" t="0" r="1905" b="5080"/>
-            <wp:docPr id="552232874" name="Picture 1"/>
+          <wp:inline distT="0" distB="0" distL="0" distR="0" wp14:anchorId="35C39F3D" wp14:editId="117E8D1B">
+            <wp:extent cx="8620563" cy="6204222"/>
+            <wp:effectExtent l="0" t="0" r="9525" b="6350"/>
+            <wp:docPr id="1066476703" name="Picture 1"/>
             <wp:cNvGraphicFramePr>
               <a:graphicFrameLocks xmlns:a="http://schemas.openxmlformats.org/drawingml/2006/main" noChangeAspect="1"/>
             </wp:cNvGraphicFramePr>
@@ -16,7 +16,7 @@
               <a:graphicData uri="http://schemas.openxmlformats.org/drawingml/2006/picture">
                 <pic:pic xmlns:pic="http://schemas.openxmlformats.org/drawingml/2006/picture">
                   <pic:nvPicPr>
-                    <pic:cNvPr id="552232874" name=""/>
+                    <pic:cNvPr id="1066476703" name=""/>
                     <pic:cNvPicPr/>
                   </pic:nvPicPr>
                   <pic:blipFill>
@@ -28,7 +28,7 @@
                   <pic:spPr>
                     <a:xfrm>
                       <a:off x="0" y="0"/>
-                      <a:ext cx="8792129" cy="6614627"/>
+                      <a:ext cx="8637547" cy="6216445"/>
                     </a:xfrm>
                     <a:prstGeom prst="rect">
                       <a:avLst/>
